--- a/deliveries/2026-09-02/02_Procurement_Guides/GUIDE_20260902_05_EV_Charging_Standard_Compatibility.docx
+++ b/deliveries/2026-09-02/02_Procurement_Guides/GUIDE_20260902_05_EV_Charging_Standard_Compatibility.docx
@@ -113,7 +113,7 @@
         <w:t>Internal Link Suggestions</w:t>
       </w:r>
       <w:r>
-        <w:t>: /vehicles/byd-yuan-plus-2024/ ; /guides/right-hand-drive-chinese-cars/ ; /guides/used-chinese-ev-inspection/</w:t>
+        <w:t>: /vehicles/byd-yuan-plus/ ; /guides/right-hand-drive-chinese-cars/ ; /guides/used-chinese-ev-inspection/</w:t>
       </w:r>
     </w:p>
     <w:p>
@@ -744,6 +744,55 @@
         <w:pStyle w:val="Heading1"/>
       </w:pPr>
       <w:r>
+        <w:t>What AutoBridge Adds Beyond a Connector Chart</w:t>
+      </w:r>
+    </w:p>
+    <w:p>
+      <w:r>
+        <w:t xml:space="preserve">A standards chart tells you GB/T differs from CCS2; it does not tell you whether </w:t>
+      </w:r>
+      <w:r>
+        <w:rPr>
+          <w:i/>
+        </w:rPr>
+        <w:t>this VIN</w:t>
+      </w:r>
+      <w:r>
+        <w:t xml:space="preserve"> will charge. AutoBridge records the </w:t>
+      </w:r>
+      <w:r>
+        <w:rPr>
+          <w:b/>
+        </w:rPr>
+        <w:t>physical inlet, handshake protocol and onboard-charger rating as one VIN-bound record</w:t>
+      </w:r>
+      <w:r>
+        <w:t xml:space="preserve">, distinguishes a </w:t>
+      </w:r>
+      <w:r>
+        <w:rPr>
+          <w:b/>
+        </w:rPr>
+        <w:t>hardware adapter (mechanical only) from a protocol gateway (GB/T 27930 handshake)</w:t>
+      </w:r>
+      <w:r>
+        <w:t xml:space="preserve"> in the purchase file, and verifies the </w:t>
+      </w:r>
+      <w:r>
+        <w:rPr>
+          <w:b/>
+        </w:rPr>
+        <w:t>adapter's legality and warranty effect in the destination</w:t>
+      </w:r>
+      <w:r>
+        <w:t xml:space="preserve"> before deposit rather than after arrival.</w:t>
+      </w:r>
+    </w:p>
+    <w:p>
+      <w:pPr>
+        <w:pStyle w:val="Heading1"/>
+      </w:pPr>
+      <w:r>
         <w:t>Per-Vehicle Verification Matrix</w:t>
       </w:r>
     </w:p>
@@ -927,17 +976,18 @@
         <w:tblLook w:firstColumn="1" w:firstRow="1" w:lastColumn="0" w:lastRow="0" w:noHBand="0" w:noVBand="1" w:val="04A0"/>
       </w:tblPr>
       <w:tblGrid>
-        <w:gridCol w:w="1440"/>
-        <w:gridCol w:w="1440"/>
-        <w:gridCol w:w="1440"/>
-        <w:gridCol w:w="1440"/>
-        <w:gridCol w:w="1440"/>
-        <w:gridCol w:w="1440"/>
+        <w:gridCol w:w="1234"/>
+        <w:gridCol w:w="1234"/>
+        <w:gridCol w:w="1234"/>
+        <w:gridCol w:w="1234"/>
+        <w:gridCol w:w="1234"/>
+        <w:gridCol w:w="1234"/>
+        <w:gridCol w:w="1234"/>
       </w:tblGrid>
       <w:tr>
         <w:tc>
           <w:tcPr>
-            <w:tcW w:type="dxa" w:w="1440"/>
+            <w:tcW w:type="dxa" w:w="1234"/>
             <w:shd w:val="clear" w:fill="EAF0F6"/>
           </w:tcPr>
           <w:p>
@@ -958,7 +1008,7 @@
         </w:tc>
         <w:tc>
           <w:tcPr>
-            <w:tcW w:type="dxa" w:w="1440"/>
+            <w:tcW w:type="dxa" w:w="1234"/>
             <w:shd w:val="clear" w:fill="EAF0F6"/>
           </w:tcPr>
           <w:p>
@@ -979,7 +1029,7 @@
         </w:tc>
         <w:tc>
           <w:tcPr>
-            <w:tcW w:type="dxa" w:w="1440"/>
+            <w:tcW w:type="dxa" w:w="1234"/>
             <w:shd w:val="clear" w:fill="EAF0F6"/>
           </w:tcPr>
           <w:p>
@@ -1000,7 +1050,7 @@
         </w:tc>
         <w:tc>
           <w:tcPr>
-            <w:tcW w:type="dxa" w:w="1440"/>
+            <w:tcW w:type="dxa" w:w="1234"/>
             <w:shd w:val="clear" w:fill="EAF0F6"/>
           </w:tcPr>
           <w:p>
@@ -1021,7 +1071,7 @@
         </w:tc>
         <w:tc>
           <w:tcPr>
-            <w:tcW w:type="dxa" w:w="1440"/>
+            <w:tcW w:type="dxa" w:w="1234"/>
             <w:shd w:val="clear" w:fill="EAF0F6"/>
           </w:tcPr>
           <w:p>
@@ -1042,7 +1092,28 @@
         </w:tc>
         <w:tc>
           <w:tcPr>
-            <w:tcW w:type="dxa" w:w="1440"/>
+            <w:tcW w:type="dxa" w:w="1234"/>
+            <w:shd w:val="clear" w:fill="EAF0F6"/>
+          </w:tcPr>
+          <w:p>
+            <w:r>
+              <w:rPr>
+                <w:b/>
+                <w:sz w:val="20"/>
+              </w:rPr>
+            </w:r>
+            <w:r>
+              <w:rPr>
+                <w:b/>
+                <w:sz w:val="20"/>
+              </w:rPr>
+              <w:t>Confidence</w:t>
+            </w:r>
+          </w:p>
+        </w:tc>
+        <w:tc>
+          <w:tcPr>
+            <w:tcW w:type="dxa" w:w="1234"/>
             <w:shd w:val="clear" w:fill="EAF0F6"/>
           </w:tcPr>
           <w:p>
@@ -1065,7 +1136,7 @@
       <w:tr>
         <w:tc>
           <w:tcPr>
-            <w:tcW w:type="dxa" w:w="1440"/>
+            <w:tcW w:type="dxa" w:w="1234"/>
           </w:tcPr>
           <w:p>
             <w:r>
@@ -1083,7 +1154,7 @@
         </w:tc>
         <w:tc>
           <w:tcPr>
-            <w:tcW w:type="dxa" w:w="1440"/>
+            <w:tcW w:type="dxa" w:w="1234"/>
           </w:tcPr>
           <w:p>
             <w:r>
@@ -1101,7 +1172,7 @@
         </w:tc>
         <w:tc>
           <w:tcPr>
-            <w:tcW w:type="dxa" w:w="1440"/>
+            <w:tcW w:type="dxa" w:w="1234"/>
           </w:tcPr>
           <w:p>
             <w:r>
@@ -1119,7 +1190,7 @@
         </w:tc>
         <w:tc>
           <w:tcPr>
-            <w:tcW w:type="dxa" w:w="1440"/>
+            <w:tcW w:type="dxa" w:w="1234"/>
           </w:tcPr>
           <w:p>
             <w:r>
@@ -1137,7 +1208,7 @@
         </w:tc>
         <w:tc>
           <w:tcPr>
-            <w:tcW w:type="dxa" w:w="1440"/>
+            <w:tcW w:type="dxa" w:w="1234"/>
           </w:tcPr>
           <w:p>
             <w:r>
@@ -1155,7 +1226,25 @@
         </w:tc>
         <w:tc>
           <w:tcPr>
-            <w:tcW w:type="dxa" w:w="1440"/>
+            <w:tcW w:type="dxa" w:w="1234"/>
+          </w:tcPr>
+          <w:p>
+            <w:r>
+              <w:rPr>
+                <w:sz w:val="20"/>
+              </w:rPr>
+            </w:r>
+            <w:r>
+              <w:rPr>
+                <w:sz w:val="20"/>
+              </w:rPr>
+              <w:t>VERIFIED</w:t>
+            </w:r>
+          </w:p>
+        </w:tc>
+        <w:tc>
+          <w:tcPr>
+            <w:tcW w:type="dxa" w:w="1234"/>
           </w:tcPr>
           <w:p>
             <w:r>
@@ -1175,7 +1264,7 @@
       <w:tr>
         <w:tc>
           <w:tcPr>
-            <w:tcW w:type="dxa" w:w="1440"/>
+            <w:tcW w:type="dxa" w:w="1234"/>
           </w:tcPr>
           <w:p>
             <w:r>
@@ -1193,7 +1282,7 @@
         </w:tc>
         <w:tc>
           <w:tcPr>
-            <w:tcW w:type="dxa" w:w="1440"/>
+            <w:tcW w:type="dxa" w:w="1234"/>
           </w:tcPr>
           <w:p>
             <w:r>
@@ -1211,7 +1300,7 @@
         </w:tc>
         <w:tc>
           <w:tcPr>
-            <w:tcW w:type="dxa" w:w="1440"/>
+            <w:tcW w:type="dxa" w:w="1234"/>
           </w:tcPr>
           <w:p>
             <w:r>
@@ -1229,7 +1318,7 @@
         </w:tc>
         <w:tc>
           <w:tcPr>
-            <w:tcW w:type="dxa" w:w="1440"/>
+            <w:tcW w:type="dxa" w:w="1234"/>
           </w:tcPr>
           <w:p>
             <w:r>
@@ -1247,7 +1336,7 @@
         </w:tc>
         <w:tc>
           <w:tcPr>
-            <w:tcW w:type="dxa" w:w="1440"/>
+            <w:tcW w:type="dxa" w:w="1234"/>
           </w:tcPr>
           <w:p>
             <w:r>
@@ -1265,7 +1354,25 @@
         </w:tc>
         <w:tc>
           <w:tcPr>
-            <w:tcW w:type="dxa" w:w="1440"/>
+            <w:tcW w:type="dxa" w:w="1234"/>
+          </w:tcPr>
+          <w:p>
+            <w:r>
+              <w:rPr>
+                <w:sz w:val="20"/>
+              </w:rPr>
+            </w:r>
+            <w:r>
+              <w:rPr>
+                <w:sz w:val="20"/>
+              </w:rPr>
+              <w:t>CROSS_CHECKED</w:t>
+            </w:r>
+          </w:p>
+        </w:tc>
+        <w:tc>
+          <w:tcPr>
+            <w:tcW w:type="dxa" w:w="1234"/>
           </w:tcPr>
           <w:p>
             <w:r>
@@ -1285,7 +1392,7 @@
       <w:tr>
         <w:tc>
           <w:tcPr>
-            <w:tcW w:type="dxa" w:w="1440"/>
+            <w:tcW w:type="dxa" w:w="1234"/>
           </w:tcPr>
           <w:p>
             <w:r>
@@ -1303,7 +1410,7 @@
         </w:tc>
         <w:tc>
           <w:tcPr>
-            <w:tcW w:type="dxa" w:w="1440"/>
+            <w:tcW w:type="dxa" w:w="1234"/>
           </w:tcPr>
           <w:p>
             <w:r>
@@ -1321,7 +1428,7 @@
         </w:tc>
         <w:tc>
           <w:tcPr>
-            <w:tcW w:type="dxa" w:w="1440"/>
+            <w:tcW w:type="dxa" w:w="1234"/>
           </w:tcPr>
           <w:p>
             <w:r>
@@ -1339,7 +1446,7 @@
         </w:tc>
         <w:tc>
           <w:tcPr>
-            <w:tcW w:type="dxa" w:w="1440"/>
+            <w:tcW w:type="dxa" w:w="1234"/>
           </w:tcPr>
           <w:p>
             <w:r>
@@ -1357,7 +1464,7 @@
         </w:tc>
         <w:tc>
           <w:tcPr>
-            <w:tcW w:type="dxa" w:w="1440"/>
+            <w:tcW w:type="dxa" w:w="1234"/>
           </w:tcPr>
           <w:p>
             <w:r>
@@ -1375,7 +1482,25 @@
         </w:tc>
         <w:tc>
           <w:tcPr>
-            <w:tcW w:type="dxa" w:w="1440"/>
+            <w:tcW w:type="dxa" w:w="1234"/>
+          </w:tcPr>
+          <w:p>
+            <w:r>
+              <w:rPr>
+                <w:sz w:val="20"/>
+              </w:rPr>
+            </w:r>
+            <w:r>
+              <w:rPr>
+                <w:sz w:val="20"/>
+              </w:rPr>
+              <w:t>CROSS_CHECKED</w:t>
+            </w:r>
+          </w:p>
+        </w:tc>
+        <w:tc>
+          <w:tcPr>
+            <w:tcW w:type="dxa" w:w="1234"/>
           </w:tcPr>
           <w:p>
             <w:r>
@@ -1395,7 +1520,7 @@
       <w:tr>
         <w:tc>
           <w:tcPr>
-            <w:tcW w:type="dxa" w:w="1440"/>
+            <w:tcW w:type="dxa" w:w="1234"/>
           </w:tcPr>
           <w:p>
             <w:r>
@@ -1413,7 +1538,7 @@
         </w:tc>
         <w:tc>
           <w:tcPr>
-            <w:tcW w:type="dxa" w:w="1440"/>
+            <w:tcW w:type="dxa" w:w="1234"/>
           </w:tcPr>
           <w:p>
             <w:r>
@@ -1431,7 +1556,7 @@
         </w:tc>
         <w:tc>
           <w:tcPr>
-            <w:tcW w:type="dxa" w:w="1440"/>
+            <w:tcW w:type="dxa" w:w="1234"/>
           </w:tcPr>
           <w:p>
             <w:r>
@@ -1449,7 +1574,7 @@
         </w:tc>
         <w:tc>
           <w:tcPr>
-            <w:tcW w:type="dxa" w:w="1440"/>
+            <w:tcW w:type="dxa" w:w="1234"/>
           </w:tcPr>
           <w:p>
             <w:r>
@@ -1467,7 +1592,7 @@
         </w:tc>
         <w:tc>
           <w:tcPr>
-            <w:tcW w:type="dxa" w:w="1440"/>
+            <w:tcW w:type="dxa" w:w="1234"/>
           </w:tcPr>
           <w:p>
             <w:r>
@@ -1485,7 +1610,25 @@
         </w:tc>
         <w:tc>
           <w:tcPr>
-            <w:tcW w:type="dxa" w:w="1440"/>
+            <w:tcW w:type="dxa" w:w="1234"/>
+          </w:tcPr>
+          <w:p>
+            <w:r>
+              <w:rPr>
+                <w:sz w:val="20"/>
+              </w:rPr>
+            </w:r>
+            <w:r>
+              <w:rPr>
+                <w:sz w:val="20"/>
+              </w:rPr>
+              <w:t>CROSS_CHECKED</w:t>
+            </w:r>
+          </w:p>
+        </w:tc>
+        <w:tc>
+          <w:tcPr>
+            <w:tcW w:type="dxa" w:w="1234"/>
           </w:tcPr>
           <w:p>
             <w:r>
@@ -1505,7 +1648,7 @@
       <w:tr>
         <w:tc>
           <w:tcPr>
-            <w:tcW w:type="dxa" w:w="1440"/>
+            <w:tcW w:type="dxa" w:w="1234"/>
           </w:tcPr>
           <w:p>
             <w:r>
@@ -1523,7 +1666,7 @@
         </w:tc>
         <w:tc>
           <w:tcPr>
-            <w:tcW w:type="dxa" w:w="1440"/>
+            <w:tcW w:type="dxa" w:w="1234"/>
           </w:tcPr>
           <w:p>
             <w:r>
@@ -1541,7 +1684,7 @@
         </w:tc>
         <w:tc>
           <w:tcPr>
-            <w:tcW w:type="dxa" w:w="1440"/>
+            <w:tcW w:type="dxa" w:w="1234"/>
           </w:tcPr>
           <w:p>
             <w:r>
@@ -1559,7 +1702,7 @@
         </w:tc>
         <w:tc>
           <w:tcPr>
-            <w:tcW w:type="dxa" w:w="1440"/>
+            <w:tcW w:type="dxa" w:w="1234"/>
           </w:tcPr>
           <w:p>
             <w:r>
@@ -1577,7 +1720,7 @@
         </w:tc>
         <w:tc>
           <w:tcPr>
-            <w:tcW w:type="dxa" w:w="1440"/>
+            <w:tcW w:type="dxa" w:w="1234"/>
           </w:tcPr>
           <w:p>
             <w:r>
@@ -1595,7 +1738,25 @@
         </w:tc>
         <w:tc>
           <w:tcPr>
-            <w:tcW w:type="dxa" w:w="1440"/>
+            <w:tcW w:type="dxa" w:w="1234"/>
+          </w:tcPr>
+          <w:p>
+            <w:r>
+              <w:rPr>
+                <w:sz w:val="20"/>
+              </w:rPr>
+            </w:r>
+            <w:r>
+              <w:rPr>
+                <w:sz w:val="20"/>
+              </w:rPr>
+              <w:t>CROSS_CHECKED</w:t>
+            </w:r>
+          </w:p>
+        </w:tc>
+        <w:tc>
+          <w:tcPr>
+            <w:tcW w:type="dxa" w:w="1234"/>
           </w:tcPr>
           <w:p>
             <w:r>
@@ -1615,7 +1776,7 @@
       <w:tr>
         <w:tc>
           <w:tcPr>
-            <w:tcW w:type="dxa" w:w="1440"/>
+            <w:tcW w:type="dxa" w:w="1234"/>
           </w:tcPr>
           <w:p>
             <w:r>
@@ -1633,7 +1794,7 @@
         </w:tc>
         <w:tc>
           <w:tcPr>
-            <w:tcW w:type="dxa" w:w="1440"/>
+            <w:tcW w:type="dxa" w:w="1234"/>
           </w:tcPr>
           <w:p>
             <w:r>
@@ -1651,7 +1812,7 @@
         </w:tc>
         <w:tc>
           <w:tcPr>
-            <w:tcW w:type="dxa" w:w="1440"/>
+            <w:tcW w:type="dxa" w:w="1234"/>
           </w:tcPr>
           <w:p>
             <w:r>
@@ -1669,7 +1830,7 @@
         </w:tc>
         <w:tc>
           <w:tcPr>
-            <w:tcW w:type="dxa" w:w="1440"/>
+            <w:tcW w:type="dxa" w:w="1234"/>
           </w:tcPr>
           <w:p>
             <w:r>
@@ -1687,7 +1848,7 @@
         </w:tc>
         <w:tc>
           <w:tcPr>
-            <w:tcW w:type="dxa" w:w="1440"/>
+            <w:tcW w:type="dxa" w:w="1234"/>
           </w:tcPr>
           <w:p>
             <w:r>
@@ -1705,7 +1866,25 @@
         </w:tc>
         <w:tc>
           <w:tcPr>
-            <w:tcW w:type="dxa" w:w="1440"/>
+            <w:tcW w:type="dxa" w:w="1234"/>
+          </w:tcPr>
+          <w:p>
+            <w:r>
+              <w:rPr>
+                <w:sz w:val="20"/>
+              </w:rPr>
+            </w:r>
+            <w:r>
+              <w:rPr>
+                <w:sz w:val="20"/>
+              </w:rPr>
+              <w:t>CROSS_CHECKED</w:t>
+            </w:r>
+          </w:p>
+        </w:tc>
+        <w:tc>
+          <w:tcPr>
+            <w:tcW w:type="dxa" w:w="1234"/>
           </w:tcPr>
           <w:p>
             <w:r>
@@ -1728,7 +1907,7 @@
         <w:rPr>
           <w:i/>
         </w:rPr>
-        <w:t>Verification note: standard-level facts are cross-checked or official (CHAdeMO). Per-model export connectors, adapter legal status by country and 2026 NACS rollout timing were not captured and must be confirmed per VIN and per destination authority.</w:t>
+        <w:t>Confidence note (AutoBridge standard): standard-level facts are VERIFIED/CROSS_CHECKED (CHAdeMO Association is a standards body). Per-model export connectors, adapter legality by country and NACS rollout timing were not captured and must be confirmed per VIN and per destination authority.</w:t>
       </w:r>
     </w:p>
     <w:p>
@@ -1747,10 +1926,10 @@
         <w:rPr>
           <w:b/>
         </w:rPr>
-        <w:t>Reviewed by</w:t>
+        <w:t>Author / reviewer</w:t>
       </w:r>
       <w:r>
-        <w:t>: AutoBridge Export Sourcing Team</w:t>
+        <w:t>: [AutoBridge Export Sourcing Team](/authors/autobridge-export-sourcing-team/) · method per our [Editorial Policy](/about/editorial-policy/)</w:t>
       </w:r>
     </w:p>
     <w:p>
@@ -1764,7 +1943,16 @@
         <w:t>Last reviewed</w:t>
       </w:r>
       <w:r>
-        <w:t>: 2026-09-02</w:t>
+        <w:t xml:space="preserve">: 2026-09-02 · </w:t>
+      </w:r>
+      <w:r>
+        <w:rPr>
+          <w:b/>
+        </w:rPr>
+        <w:t>Second-round revision</w:t>
+      </w:r>
+      <w:r>
+        <w:t>: 2026-09-03 (confidence relabelled; increment block added)</w:t>
       </w:r>
     </w:p>
     <w:p>
@@ -1803,10 +1991,10 @@
         <w:rPr>
           <w:b/>
         </w:rPr>
-        <w:t>Content status</w:t>
+        <w:t>Quality gates</w:t>
       </w:r>
       <w:r>
-        <w:t>: QA_PASS (Master/EN)</w:t>
+        <w:t>: EDITORIAL_QA_PASS=PASS · FACT_SOURCE_PASS=PASS · SEO_PASS=PASS · CODEX_REVIEW_PASS=PENDING (independent Codex review) · PUBLISH_APPROVED=FALSE until Codex sign-off</w:t>
       </w:r>
     </w:p>
     <w:sectPr>

--- a/deliveries/2026-09-02/02_Procurement_Guides/GUIDE_20260902_05_EV_Charging_Standard_Compatibility.docx
+++ b/deliveries/2026-09-02/02_Procurement_Guides/GUIDE_20260902_05_EV_Charging_Standard_Compatibility.docx
@@ -758,16 +758,16 @@
         <w:t>this VIN</w:t>
       </w:r>
       <w:r>
-        <w:t xml:space="preserve"> will charge. AutoBridge records the </w:t>
+        <w:t xml:space="preserve"> will charge. The recommended method is to record </w:t>
       </w:r>
       <w:r>
         <w:rPr>
           <w:b/>
         </w:rPr>
-        <w:t>physical inlet, handshake protocol and onboard-charger rating as one VIN-bound record</w:t>
+        <w:t>physical inlet, handshake protocol and onboard-charger rating as one VIN-bound note</w:t>
       </w:r>
       <w:r>
-        <w:t xml:space="preserve">, distinguishes a </w:t>
+        <w:t xml:space="preserve">, distinguish a </w:t>
       </w:r>
       <w:r>
         <w:rPr>
@@ -776,7 +776,7 @@
         <w:t>hardware adapter (mechanical only) from a protocol gateway (GB/T 27930 handshake)</w:t>
       </w:r>
       <w:r>
-        <w:t xml:space="preserve"> in the purchase file, and verifies the </w:t>
+        <w:t xml:space="preserve"> in the purchase file, and confirm the </w:t>
       </w:r>
       <w:r>
         <w:rPr>
@@ -1929,7 +1929,7 @@
         <w:t>Author / reviewer</w:t>
       </w:r>
       <w:r>
-        <w:t>: [AutoBridge Export Sourcing Team](/authors/autobridge-export-sourcing-team/) · method per our [Editorial Policy](/about/editorial-policy/)</w:t>
+        <w:t>: [AutoBridge Export Sourcing Team](/authors/) · method per our [Editorial Policy](/editorial-policy/)</w:t>
       </w:r>
     </w:p>
     <w:p>
@@ -1944,6 +1944,15 @@
       </w:r>
       <w:r>
         <w:t xml:space="preserve">: 2026-09-02 · </w:t>
+      </w:r>
+      <w:r>
+        <w:rPr>
+          <w:b/>
+        </w:rPr>
+        <w:t>R3 (2026-09-03): internal links set to live /authors/ and /editorial-policy/ paths; operations claims framed as recommended/editorial method</w:t>
+      </w:r>
+      <w:r>
+        <w:t xml:space="preserve"> · </w:t>
       </w:r>
       <w:r>
         <w:rPr>

--- a/deliveries/2026-09-02/02_Procurement_Guides/GUIDE_20260902_05_EV_Charging_Standard_Compatibility.docx
+++ b/deliveries/2026-09-02/02_Procurement_Guides/GUIDE_20260902_05_EV_Charging_Standard_Compatibility.docx
@@ -4,7 +4,7 @@
   <w:body>
     <w:p>
       <w:pPr>
-        <w:pStyle w:val="Title"/>
+        <w:pStyle w:val="Heading1"/>
       </w:pPr>
       <w:r>
         <w:t>Chinese EV Charging Standards Abroad: GB/T vs CCS2 vs CHAdeMO vs NACS Compatibility</w:t>
@@ -12,7 +12,7 @@
     </w:p>
     <w:p>
       <w:pPr>
-        <w:pStyle w:val="Heading1"/>
+        <w:pStyle w:val="Heading2"/>
       </w:pPr>
       <w:r>
         <w:t>SEO Metadata</w:t>
@@ -146,7 +146,7 @@
     </w:p>
     <w:p>
       <w:pPr>
-        <w:pStyle w:val="Heading1"/>
+        <w:pStyle w:val="Heading2"/>
       </w:pPr>
       <w:r>
         <w:t>Why the Connector Decides Whether the Car Is Usable</w:t>
@@ -177,7 +177,7 @@
     </w:p>
     <w:p>
       <w:pPr>
-        <w:pStyle w:val="Heading1"/>
+        <w:pStyle w:val="Heading2"/>
       </w:pPr>
       <w:r>
         <w:t>The Standards Map (DC Fast Charging)</w:t>
@@ -185,7 +185,7 @@
     </w:p>
     <w:tbl>
       <w:tblPr>
-        <w:tblStyle w:val="TableGrid"/>
+        <w:tblStyle w:val="LightGrid-Accent1"/>
         <w:tblW w:type="auto" w:w="0"/>
         <w:tblLook w:firstColumn="1" w:firstRow="1" w:lastColumn="0" w:lastRow="0" w:noHBand="0" w:noVBand="1" w:val="04A0"/>
       </w:tblPr>
@@ -198,20 +198,9 @@
         <w:tc>
           <w:tcPr>
             <w:tcW w:type="dxa" w:w="2880"/>
-            <w:shd w:val="clear" w:fill="EAF0F6"/>
           </w:tcPr>
           <w:p>
             <w:r>
-              <w:rPr>
-                <w:b/>
-                <w:sz w:val="20"/>
-              </w:rPr>
-            </w:r>
-            <w:r>
-              <w:rPr>
-                <w:b/>
-                <w:sz w:val="20"/>
-              </w:rPr>
               <w:t>Standard</w:t>
             </w:r>
           </w:p>
@@ -219,20 +208,9 @@
         <w:tc>
           <w:tcPr>
             <w:tcW w:type="dxa" w:w="2880"/>
-            <w:shd w:val="clear" w:fill="EAF0F6"/>
           </w:tcPr>
           <w:p>
             <w:r>
-              <w:rPr>
-                <w:b/>
-                <w:sz w:val="20"/>
-              </w:rPr>
-            </w:r>
-            <w:r>
-              <w:rPr>
-                <w:b/>
-                <w:sz w:val="20"/>
-              </w:rPr>
               <w:t>Primary deployment</w:t>
             </w:r>
           </w:p>
@@ -240,20 +218,9 @@
         <w:tc>
           <w:tcPr>
             <w:tcW w:type="dxa" w:w="2880"/>
-            <w:shd w:val="clear" w:fill="EAF0F6"/>
           </w:tcPr>
           <w:p>
             <w:r>
-              <w:rPr>
-                <w:b/>
-                <w:sz w:val="20"/>
-              </w:rPr>
-            </w:r>
-            <w:r>
-              <w:rPr>
-                <w:b/>
-                <w:sz w:val="20"/>
-              </w:rPr>
               <w:t>Notes</w:t>
             </w:r>
           </w:p>
@@ -267,33 +234,20 @@
           <w:p>
             <w:r>
               <w:rPr>
-                <w:sz w:val="20"/>
-              </w:rPr>
-            </w:r>
-            <w:r>
-              <w:rPr>
                 <w:b/>
-                <w:sz w:val="20"/>
               </w:rPr>
               <w:t>GB/T 20234.3</w:t>
             </w:r>
             <w:r>
-              <w:rPr>
-                <w:sz w:val="20"/>
-              </w:rPr>
               <w:t xml:space="preserve"> (DC) + </w:t>
             </w:r>
             <w:r>
               <w:rPr>
                 <w:b/>
-                <w:sz w:val="20"/>
               </w:rPr>
               <w:t>GB/T 27930</w:t>
             </w:r>
             <w:r>
-              <w:rPr>
-                <w:sz w:val="20"/>
-              </w:rPr>
               <w:t xml:space="preserve"> (CAN communication)</w:t>
             </w:r>
           </w:p>
@@ -304,14 +258,6 @@
           </w:tcPr>
           <w:p>
             <w:r>
-              <w:rPr>
-                <w:sz w:val="20"/>
-              </w:rPr>
-            </w:r>
-            <w:r>
-              <w:rPr>
-                <w:sz w:val="20"/>
-              </w:rPr>
               <w:t>China (domestic Chinese vehicles)</w:t>
             </w:r>
           </w:p>
@@ -322,27 +268,15 @@
           </w:tcPr>
           <w:p>
             <w:r>
-              <w:rPr>
-                <w:sz w:val="20"/>
-              </w:rPr>
-            </w:r>
-            <w:r>
-              <w:rPr>
-                <w:sz w:val="20"/>
-              </w:rPr>
               <w:t xml:space="preserve">GB/T 20234.3-2023 raises the upper limit to </w:t>
             </w:r>
             <w:r>
               <w:rPr>
                 <w:b/>
-                <w:sz w:val="20"/>
               </w:rPr>
               <w:t>1500 V / 800 A</w:t>
             </w:r>
             <w:r>
-              <w:rPr>
-                <w:sz w:val="20"/>
-              </w:rPr>
               <w:t xml:space="preserve"> (cross-checked industry sources)</w:t>
             </w:r>
           </w:p>
@@ -356,13 +290,7 @@
           <w:p>
             <w:r>
               <w:rPr>
-                <w:sz w:val="20"/>
-              </w:rPr>
-            </w:r>
-            <w:r>
-              <w:rPr>
                 <w:b/>
-                <w:sz w:val="20"/>
               </w:rPr>
               <w:t>CCS2 (Combo 2)</w:t>
             </w:r>
@@ -374,14 +302,6 @@
           </w:tcPr>
           <w:p>
             <w:r>
-              <w:rPr>
-                <w:sz w:val="20"/>
-              </w:rPr>
-            </w:r>
-            <w:r>
-              <w:rPr>
-                <w:sz w:val="20"/>
-              </w:rPr>
               <w:t>Europe and many export markets</w:t>
             </w:r>
           </w:p>
@@ -392,14 +312,6 @@
           </w:tcPr>
           <w:p>
             <w:r>
-              <w:rPr>
-                <w:sz w:val="20"/>
-              </w:rPr>
-            </w:r>
-            <w:r>
-              <w:rPr>
-                <w:sz w:val="20"/>
-              </w:rPr>
               <w:t>Combined AC/DC inlet; dominant in the EU</w:t>
             </w:r>
           </w:p>
@@ -413,13 +325,7 @@
           <w:p>
             <w:r>
               <w:rPr>
-                <w:sz w:val="20"/>
-              </w:rPr>
-            </w:r>
-            <w:r>
-              <w:rPr>
                 <w:b/>
-                <w:sz w:val="20"/>
               </w:rPr>
               <w:t>CCS1 (Combo 1)</w:t>
             </w:r>
@@ -431,14 +337,6 @@
           </w:tcPr>
           <w:p>
             <w:r>
-              <w:rPr>
-                <w:sz w:val="20"/>
-              </w:rPr>
-            </w:r>
-            <w:r>
-              <w:rPr>
-                <w:sz w:val="20"/>
-              </w:rPr>
               <w:t>North America</w:t>
             </w:r>
           </w:p>
@@ -449,14 +347,6 @@
           </w:tcPr>
           <w:p>
             <w:r>
-              <w:rPr>
-                <w:sz w:val="20"/>
-              </w:rPr>
-            </w:r>
-            <w:r>
-              <w:rPr>
-                <w:sz w:val="20"/>
-              </w:rPr>
               <w:t>Regional variant of CCS</w:t>
             </w:r>
           </w:p>
@@ -470,13 +360,7 @@
           <w:p>
             <w:r>
               <w:rPr>
-                <w:sz w:val="20"/>
-              </w:rPr>
-            </w:r>
-            <w:r>
-              <w:rPr>
                 <w:b/>
-                <w:sz w:val="20"/>
               </w:rPr>
               <w:t>CHAdeMO</w:t>
             </w:r>
@@ -488,14 +372,6 @@
           </w:tcPr>
           <w:p>
             <w:r>
-              <w:rPr>
-                <w:sz w:val="20"/>
-              </w:rPr>
-            </w:r>
-            <w:r>
-              <w:rPr>
-                <w:sz w:val="20"/>
-              </w:rPr>
               <w:t>Japan and selected markets</w:t>
             </w:r>
           </w:p>
@@ -506,14 +382,6 @@
           </w:tcPr>
           <w:p>
             <w:r>
-              <w:rPr>
-                <w:sz w:val="20"/>
-              </w:rPr>
-            </w:r>
-            <w:r>
-              <w:rPr>
-                <w:sz w:val="20"/>
-              </w:rPr>
               <w:t>Originated in Japan</w:t>
             </w:r>
           </w:p>
@@ -527,13 +395,7 @@
           <w:p>
             <w:r>
               <w:rPr>
-                <w:sz w:val="20"/>
-              </w:rPr>
-            </w:r>
-            <w:r>
-              <w:rPr>
                 <w:b/>
-                <w:sz w:val="20"/>
               </w:rPr>
               <w:t>NACS</w:t>
             </w:r>
@@ -545,14 +407,6 @@
           </w:tcPr>
           <w:p>
             <w:r>
-              <w:rPr>
-                <w:sz w:val="20"/>
-              </w:rPr>
-            </w:r>
-            <w:r>
-              <w:rPr>
-                <w:sz w:val="20"/>
-              </w:rPr>
               <w:t>North America</w:t>
             </w:r>
           </w:p>
@@ -563,20 +417,13 @@
           </w:tcPr>
           <w:p>
             <w:r>
-              <w:rPr>
-                <w:sz w:val="20"/>
-              </w:rPr>
-            </w:r>
-            <w:r>
-              <w:rPr>
-                <w:sz w:val="20"/>
-              </w:rPr>
               <w:t>Deploying across North America (2026 rollout timing not officially verified here)</w:t>
             </w:r>
           </w:p>
         </w:tc>
       </w:tr>
     </w:tbl>
+    <w:p/>
     <w:p>
       <w:r>
         <w:t xml:space="preserve">These DC connectors are </w:t>
@@ -593,7 +440,7 @@
     </w:p>
     <w:p>
       <w:pPr>
-        <w:pStyle w:val="Heading1"/>
+        <w:pStyle w:val="Heading2"/>
       </w:pPr>
       <w:r>
         <w:t>What "Chinese-Market GB/T" Means in Practice</w:t>
@@ -633,7 +480,7 @@
     </w:p>
     <w:p>
       <w:pPr>
-        <w:pStyle w:val="Heading1"/>
+        <w:pStyle w:val="Heading2"/>
       </w:pPr>
       <w:r>
         <w:t>Three Ways to Solve It — in Order of Preference</w:t>
@@ -701,7 +548,7 @@
     </w:p>
     <w:p>
       <w:pPr>
-        <w:pStyle w:val="Heading1"/>
+        <w:pStyle w:val="Heading2"/>
       </w:pPr>
       <w:r>
         <w:t>ChaoJi: the Future Direction, Not Today's Default</w:t>
@@ -741,7 +588,7 @@
     </w:p>
     <w:p>
       <w:pPr>
-        <w:pStyle w:val="Heading1"/>
+        <w:pStyle w:val="Heading2"/>
       </w:pPr>
       <w:r>
         <w:t>What AutoBridge Adds Beyond a Connector Chart</w:t>
@@ -749,16 +596,7 @@
     </w:p>
     <w:p>
       <w:r>
-        <w:t xml:space="preserve">A standards chart tells you GB/T differs from CCS2; it does not tell you whether </w:t>
-      </w:r>
-      <w:r>
-        <w:rPr>
-          <w:i/>
-        </w:rPr>
-        <w:t>this VIN</w:t>
-      </w:r>
-      <w:r>
-        <w:t xml:space="preserve"> will charge. The recommended method is to record </w:t>
+        <w:t xml:space="preserve">A standards chart tells you GB/T differs from CCS2; it does not tell you whether *this VIN* will charge. The recommended method is to record </w:t>
       </w:r>
       <w:r>
         <w:rPr>
@@ -790,7 +628,7 @@
     </w:p>
     <w:p>
       <w:pPr>
-        <w:pStyle w:val="Heading1"/>
+        <w:pStyle w:val="Heading2"/>
       </w:pPr>
       <w:r>
         <w:t>Per-Vehicle Verification Matrix</w:t>
@@ -851,7 +689,7 @@
     </w:p>
     <w:p>
       <w:pPr>
-        <w:pStyle w:val="Heading1"/>
+        <w:pStyle w:val="Heading2"/>
       </w:pPr>
       <w:r>
         <w:t>Before Payment</w:t>
@@ -908,7 +746,7 @@
     </w:p>
     <w:p>
       <w:pPr>
-        <w:pStyle w:val="Heading1"/>
+        <w:pStyle w:val="Heading2"/>
       </w:pPr>
       <w:r>
         <w:t>Frequently Asked Questions</w:t>
@@ -922,8 +760,10 @@
         <w:t>Can a Chinese GB/T EV charge directly on European CCS2?</w:t>
       </w:r>
       <w:r>
-        <w:t xml:space="preserve"> No — GB/T and CCS2 are physically incompatible; you need a factory CCS2 export version or a suitable, locally compliant adapter. </w:t>
+        <w:t xml:space="preserve"> No — GB/T and CCS2 are physically incompatible; you need a factory CCS2 export version or a suitable, locally compliant adapter.</w:t>
       </w:r>
+    </w:p>
+    <w:p>
       <w:r>
         <w:rPr>
           <w:b/>
@@ -931,8 +771,10 @@
         <w:t>What is GB/T 27930?</w:t>
       </w:r>
       <w:r>
-        <w:t xml:space="preserve"> It is the CAN-based communication protocol used alongside the GB/T 20234.3 DC connector in China; the handshake matters as much as the plug shape. </w:t>
+        <w:t xml:space="preserve"> It is the CAN-based communication protocol used alongside the GB/T 20234.3 DC connector in China; the handshake matters as much as the plug shape.</w:t>
       </w:r>
+    </w:p>
+    <w:p>
       <w:r>
         <w:rPr>
           <w:b/>
@@ -940,8 +782,10 @@
         <w:t>Is an adapter a permanent solution?</w:t>
       </w:r>
       <w:r>
-        <w:t xml:space="preserve"> It can bridge the gap, but adapter legality varies by market and speed/reliability should be tested; the factory export inlet is preferred. </w:t>
+        <w:t xml:space="preserve"> It can bridge the gap, but adapter legality varies by market and speed/reliability should be tested; the factory export inlet is preferred.</w:t>
       </w:r>
+    </w:p>
+    <w:p>
       <w:r>
         <w:rPr>
           <w:b/>
@@ -949,8 +793,10 @@
         <w:t>Do Chinese brands sell CCS2 versions?</w:t>
       </w:r>
       <w:r>
-        <w:t xml:space="preserve"> Many build export variants with the destination connector — confirm per model/VIN on official export configuration rather than assuming. </w:t>
+        <w:t xml:space="preserve"> Many build export variants with the destination connector — confirm per model/VIN on official export configuration rather than assuming.</w:t>
       </w:r>
+    </w:p>
+    <w:p>
       <w:r>
         <w:rPr>
           <w:b/>
@@ -963,7 +809,255 @@
     </w:p>
     <w:p>
       <w:pPr>
-        <w:pStyle w:val="Heading1"/>
+        <w:pStyle w:val="Heading2"/>
+      </w:pPr>
+      <w:r>
+        <w:t>Image Record</w:t>
+      </w:r>
+    </w:p>
+    <w:p>
+      <w:pPr>
+        <w:pStyle w:val="ListBullet"/>
+      </w:pPr>
+      <w:r>
+        <w:t>IMAGE_ASSET_PATH: none secured in repository</w:t>
+      </w:r>
+    </w:p>
+    <w:p>
+      <w:pPr>
+        <w:pStyle w:val="ListBullet"/>
+      </w:pPr>
+      <w:r>
+        <w:t>ORIGINAL_IMAGE_URL: not captured</w:t>
+      </w:r>
+    </w:p>
+    <w:p>
+      <w:pPr>
+        <w:pStyle w:val="ListBullet"/>
+      </w:pPr>
+      <w:r>
+        <w:t>SOURCE_PAGE: not captured</w:t>
+      </w:r>
+    </w:p>
+    <w:p>
+      <w:pPr>
+        <w:pStyle w:val="ListBullet"/>
+      </w:pPr>
+      <w:r>
+        <w:t>RIGHTS_HOLDER: unconfirmed</w:t>
+      </w:r>
+    </w:p>
+    <w:p>
+      <w:pPr>
+        <w:pStyle w:val="ListBullet"/>
+      </w:pPr>
+      <w:r>
+        <w:t>LICENSE: none secured — no third-party image may be published until rights are cleared</w:t>
+      </w:r>
+    </w:p>
+    <w:p>
+      <w:pPr>
+        <w:pStyle w:val="ListBullet"/>
+      </w:pPr>
+      <w:r>
+        <w:t>CHECKED_DATE: 2026-09-05</w:t>
+      </w:r>
+    </w:p>
+    <w:p>
+      <w:pPr>
+        <w:pStyle w:val="ListBullet"/>
+      </w:pPr>
+      <w:r>
+        <w:t>MODEL_TOPIC_MATCH: must match the exact model/version (or the guide topic) and reference market above</w:t>
+      </w:r>
+    </w:p>
+    <w:p>
+      <w:pPr>
+        <w:pStyle w:val="ListBullet"/>
+      </w:pPr>
+      <w:r>
+        <w:t>IMAGE_RIGHTS_STATUS: FAIL (no licensed asset captured; a placeholder or “retain old image” note is not accepted)</w:t>
+      </w:r>
+    </w:p>
+    <w:p>
+      <w:pPr>
+        <w:pStyle w:val="ListBullet"/>
+      </w:pPr>
+      <w:r>
+        <w:t>ALT by language:</w:t>
+      </w:r>
+    </w:p>
+    <w:p>
+      <w:pPr>
+        <w:pStyle w:val="ListBullet"/>
+      </w:pPr>
+      <w:r>
+        <w:rPr>
+          <w:b/>
+        </w:rPr>
+        <w:t>EN</w:t>
+      </w:r>
+      <w:r>
+        <w:t>: AutoBridge export-buyer reference — EV charging-standard compatibility GB/T CCS CHAdeMO NACS, vehicle-export procurement guide</w:t>
+      </w:r>
+    </w:p>
+    <w:p>
+      <w:pPr>
+        <w:pStyle w:val="ListBullet"/>
+      </w:pPr>
+      <w:r>
+        <w:rPr>
+          <w:b/>
+        </w:rPr>
+        <w:t>FR</w:t>
+      </w:r>
+      <w:r>
+        <w:t>: Référence AutoBridge pour acheteurs export — EV charging-standard compatibility GB/T CCS CHAdeMO NACS, guide d’achat à l’export automobile</w:t>
+      </w:r>
+    </w:p>
+    <w:p>
+      <w:pPr>
+        <w:pStyle w:val="ListBullet"/>
+      </w:pPr>
+      <w:r>
+        <w:rPr>
+          <w:b/>
+        </w:rPr>
+        <w:t>DE</w:t>
+      </w:r>
+      <w:r>
+        <w:t>: AutoBridge-Referenz für Exportkäufer — EV charging-standard compatibility GB/T CCS CHAdeMO NACS, Leitfaden für Fahrzeugexport-Einkauf</w:t>
+      </w:r>
+    </w:p>
+    <w:p>
+      <w:pPr>
+        <w:pStyle w:val="ListBullet"/>
+      </w:pPr>
+      <w:r>
+        <w:rPr>
+          <w:b/>
+        </w:rPr>
+        <w:t>ES</w:t>
+      </w:r>
+      <w:r>
+        <w:t>: Referencia AutoBridge para compradores de exportación — EV charging-standard compatibility GB/T CCS CHAdeMO NACS, guía de compras para exportación de vehículos</w:t>
+      </w:r>
+    </w:p>
+    <w:p>
+      <w:pPr>
+        <w:pStyle w:val="ListBullet"/>
+      </w:pPr>
+      <w:r>
+        <w:rPr>
+          <w:b/>
+        </w:rPr>
+        <w:t>PT</w:t>
+      </w:r>
+      <w:r>
+        <w:t>: Referência AutoBridge para compradores de exportação — EV charging-standard compatibility GB/T CCS CHAdeMO NACS, guia de compras para exportação de veículos</w:t>
+      </w:r>
+    </w:p>
+    <w:p>
+      <w:pPr>
+        <w:pStyle w:val="ListBullet"/>
+      </w:pPr>
+      <w:r>
+        <w:rPr>
+          <w:b/>
+        </w:rPr>
+        <w:t>JA</w:t>
+      </w:r>
+      <w:r>
+        <w:t>: AutoBridge 輸出バイヤー向けリファレンス｜EV charging-standard compatibility GB/T CCS CHAdeMO NACS, 自動車輸出 調達ガイド</w:t>
+      </w:r>
+    </w:p>
+    <w:p>
+      <w:pPr>
+        <w:pStyle w:val="ListBullet"/>
+      </w:pPr>
+      <w:r>
+        <w:rPr>
+          <w:b/>
+        </w:rPr>
+        <w:t>KO</w:t>
+      </w:r>
+      <w:r>
+        <w:t>: AutoBridge 수출 바이어 참고 자료｜EV charging-standard compatibility GB/T CCS CHAdeMO NACS, 자동차 수출 조달 가이드</w:t>
+      </w:r>
+    </w:p>
+    <w:p>
+      <w:pPr>
+        <w:pStyle w:val="ListBullet"/>
+      </w:pPr>
+      <w:r>
+        <w:rPr>
+          <w:b/>
+        </w:rPr>
+        <w:t>VI</w:t>
+      </w:r>
+      <w:r>
+        <w:t>: Tài liệu tham khảo AutoBridge cho người mua xuất khẩu — EV charging-standard compatibility GB/T CCS CHAdeMO NACS, hướng dẫn thu mua xuất khẩu xe</w:t>
+      </w:r>
+    </w:p>
+    <w:p>
+      <w:pPr>
+        <w:pStyle w:val="ListBullet"/>
+      </w:pPr>
+      <w:r>
+        <w:rPr>
+          <w:b/>
+        </w:rPr>
+        <w:t>TH</w:t>
+      </w:r>
+      <w:r>
+        <w:t>: เอกสารอ้างอิง AutoBridge สำหรับผู้ซื้อเพื่อการส่งออก — EV charging-standard compatibility GB/T CCS CHAdeMO NACS, คู่มือจัดซื้อเพื่อการส่งออกยานยนต์</w:t>
+      </w:r>
+    </w:p>
+    <w:p>
+      <w:pPr>
+        <w:pStyle w:val="ListBullet"/>
+      </w:pPr>
+      <w:r>
+        <w:rPr>
+          <w:b/>
+        </w:rPr>
+        <w:t>ID</w:t>
+      </w:r>
+      <w:r>
+        <w:t>: Referensi AutoBridge untuk pembeli ekspor — EV charging-standard compatibility GB/T CCS CHAdeMO NACS, panduan pengadaan ekspor kendaraan</w:t>
+      </w:r>
+    </w:p>
+    <w:p>
+      <w:pPr>
+        <w:pStyle w:val="ListBullet"/>
+      </w:pPr>
+      <w:r>
+        <w:rPr>
+          <w:b/>
+        </w:rPr>
+        <w:t>AR</w:t>
+      </w:r>
+      <w:r>
+        <w:t>: مرجع AutoBridge لمشتري التصدير — EV charging-standard compatibility GB/T CCS CHAdeMO NACS, دليل مشتريات تصدير المركبات</w:t>
+      </w:r>
+    </w:p>
+    <w:p>
+      <w:pPr>
+        <w:pStyle w:val="ListBullet"/>
+      </w:pPr>
+      <w:r>
+        <w:rPr>
+          <w:b/>
+        </w:rPr>
+        <w:t>ZH</w:t>
+      </w:r>
+      <w:r>
+        <w:t>: AutoBridge 出口采购参考｜EV charging-standard compatibility GB/T CCS CHAdeMO NACS, 汽车出口采购指南</w:t>
+      </w:r>
+    </w:p>
+    <w:p>
+      <w:pPr>
+        <w:pStyle w:val="Heading2"/>
       </w:pPr>
       <w:r>
         <w:t>Sources &amp; Verification</w:t>
@@ -971,7 +1065,7 @@
     </w:p>
     <w:tbl>
       <w:tblPr>
-        <w:tblStyle w:val="TableGrid"/>
+        <w:tblStyle w:val="LightGrid-Accent1"/>
         <w:tblW w:type="auto" w:w="0"/>
         <w:tblLook w:firstColumn="1" w:firstRow="1" w:lastColumn="0" w:lastRow="0" w:noHBand="0" w:noVBand="1" w:val="04A0"/>
       </w:tblPr>
@@ -988,20 +1082,9 @@
         <w:tc>
           <w:tcPr>
             <w:tcW w:type="dxa" w:w="1234"/>
-            <w:shd w:val="clear" w:fill="EAF0F6"/>
           </w:tcPr>
           <w:p>
             <w:r>
-              <w:rPr>
-                <w:b/>
-                <w:sz w:val="20"/>
-              </w:rPr>
-            </w:r>
-            <w:r>
-              <w:rPr>
-                <w:b/>
-                <w:sz w:val="20"/>
-              </w:rPr>
               <w:t>Source title</w:t>
             </w:r>
           </w:p>
@@ -1009,20 +1092,9 @@
         <w:tc>
           <w:tcPr>
             <w:tcW w:type="dxa" w:w="1234"/>
-            <w:shd w:val="clear" w:fill="EAF0F6"/>
           </w:tcPr>
           <w:p>
             <w:r>
-              <w:rPr>
-                <w:b/>
-                <w:sz w:val="20"/>
-              </w:rPr>
-            </w:r>
-            <w:r>
-              <w:rPr>
-                <w:b/>
-                <w:sz w:val="20"/>
-              </w:rPr>
               <w:t>Organization</w:t>
             </w:r>
           </w:p>
@@ -1030,20 +1102,9 @@
         <w:tc>
           <w:tcPr>
             <w:tcW w:type="dxa" w:w="1234"/>
-            <w:shd w:val="clear" w:fill="EAF0F6"/>
           </w:tcPr>
           <w:p>
             <w:r>
-              <w:rPr>
-                <w:b/>
-                <w:sz w:val="20"/>
-              </w:rPr>
-            </w:r>
-            <w:r>
-              <w:rPr>
-                <w:b/>
-                <w:sz w:val="20"/>
-              </w:rPr>
               <w:t>Market</w:t>
             </w:r>
           </w:p>
@@ -1051,20 +1112,9 @@
         <w:tc>
           <w:tcPr>
             <w:tcW w:type="dxa" w:w="1234"/>
-            <w:shd w:val="clear" w:fill="EAF0F6"/>
           </w:tcPr>
           <w:p>
             <w:r>
-              <w:rPr>
-                <w:b/>
-                <w:sz w:val="20"/>
-              </w:rPr>
-            </w:r>
-            <w:r>
-              <w:rPr>
-                <w:b/>
-                <w:sz w:val="20"/>
-              </w:rPr>
               <w:t>URL</w:t>
             </w:r>
           </w:p>
@@ -1072,20 +1122,9 @@
         <w:tc>
           <w:tcPr>
             <w:tcW w:type="dxa" w:w="1234"/>
-            <w:shd w:val="clear" w:fill="EAF0F6"/>
           </w:tcPr>
           <w:p>
             <w:r>
-              <w:rPr>
-                <w:b/>
-                <w:sz w:val="20"/>
-              </w:rPr>
-            </w:r>
-            <w:r>
-              <w:rPr>
-                <w:b/>
-                <w:sz w:val="20"/>
-              </w:rPr>
               <w:t>Checked</w:t>
             </w:r>
           </w:p>
@@ -1093,20 +1132,9 @@
         <w:tc>
           <w:tcPr>
             <w:tcW w:type="dxa" w:w="1234"/>
-            <w:shd w:val="clear" w:fill="EAF0F6"/>
           </w:tcPr>
           <w:p>
             <w:r>
-              <w:rPr>
-                <w:b/>
-                <w:sz w:val="20"/>
-              </w:rPr>
-            </w:r>
-            <w:r>
-              <w:rPr>
-                <w:b/>
-                <w:sz w:val="20"/>
-              </w:rPr>
               <w:t>Confidence</w:t>
             </w:r>
           </w:p>
@@ -1114,20 +1142,9 @@
         <w:tc>
           <w:tcPr>
             <w:tcW w:type="dxa" w:w="1234"/>
-            <w:shd w:val="clear" w:fill="EAF0F6"/>
           </w:tcPr>
           <w:p>
             <w:r>
-              <w:rPr>
-                <w:b/>
-                <w:sz w:val="20"/>
-              </w:rPr>
-            </w:r>
-            <w:r>
-              <w:rPr>
-                <w:b/>
-                <w:sz w:val="20"/>
-              </w:rPr>
               <w:t>Supported facts</w:t>
             </w:r>
           </w:p>
@@ -1140,14 +1157,6 @@
           </w:tcPr>
           <w:p>
             <w:r>
-              <w:rPr>
-                <w:sz w:val="20"/>
-              </w:rPr>
-            </w:r>
-            <w:r>
-              <w:rPr>
-                <w:sz w:val="20"/>
-              </w:rPr>
               <w:t>ChaoJi standard presentation (official)</w:t>
             </w:r>
           </w:p>
@@ -1158,14 +1167,6 @@
           </w:tcPr>
           <w:p>
             <w:r>
-              <w:rPr>
-                <w:sz w:val="20"/>
-              </w:rPr>
-            </w:r>
-            <w:r>
-              <w:rPr>
-                <w:sz w:val="20"/>
-              </w:rPr>
               <w:t>CHAdeMO Association (standards body)</w:t>
             </w:r>
           </w:p>
@@ -1176,14 +1177,6 @@
           </w:tcPr>
           <w:p>
             <w:r>
-              <w:rPr>
-                <w:sz w:val="20"/>
-              </w:rPr>
-            </w:r>
-            <w:r>
-              <w:rPr>
-                <w:sz w:val="20"/>
-              </w:rPr>
               <w:t>CN/JP/Global</w:t>
             </w:r>
           </w:p>
@@ -1194,14 +1187,6 @@
           </w:tcPr>
           <w:p>
             <w:r>
-              <w:rPr>
-                <w:sz w:val="20"/>
-              </w:rPr>
-            </w:r>
-            <w:r>
-              <w:rPr>
-                <w:sz w:val="20"/>
-              </w:rPr>
               <w:t>https://www.chademo.com/wp2016/wp-content/uploads/ChaoJi202006/ChaoJi_Presenataion_EN.pdf</w:t>
             </w:r>
           </w:p>
@@ -1212,14 +1197,6 @@
           </w:tcPr>
           <w:p>
             <w:r>
-              <w:rPr>
-                <w:sz w:val="20"/>
-              </w:rPr>
-            </w:r>
-            <w:r>
-              <w:rPr>
-                <w:sz w:val="20"/>
-              </w:rPr>
               <w:t>2026-09-02</w:t>
             </w:r>
           </w:p>
@@ -1230,14 +1207,6 @@
           </w:tcPr>
           <w:p>
             <w:r>
-              <w:rPr>
-                <w:sz w:val="20"/>
-              </w:rPr>
-            </w:r>
-            <w:r>
-              <w:rPr>
-                <w:sz w:val="20"/>
-              </w:rPr>
               <w:t>VERIFIED</w:t>
             </w:r>
           </w:p>
@@ -1248,14 +1217,6 @@
           </w:tcPr>
           <w:p>
             <w:r>
-              <w:rPr>
-                <w:sz w:val="20"/>
-              </w:rPr>
-            </w:r>
-            <w:r>
-              <w:rPr>
-                <w:sz w:val="20"/>
-              </w:rPr>
               <w:t>ChaoJi designed compatible with GB/T/CHAdeMO/CCS</w:t>
             </w:r>
           </w:p>
@@ -1268,14 +1229,6 @@
           </w:tcPr>
           <w:p>
             <w:r>
-              <w:rPr>
-                <w:sz w:val="20"/>
-              </w:rPr>
-            </w:r>
-            <w:r>
-              <w:rPr>
-                <w:sz w:val="20"/>
-              </w:rPr>
               <w:t>Charging-standard certification paths</w:t>
             </w:r>
           </w:p>
@@ -1286,14 +1239,6 @@
           </w:tcPr>
           <w:p>
             <w:r>
-              <w:rPr>
-                <w:sz w:val="20"/>
-              </w:rPr>
-            </w:r>
-            <w:r>
-              <w:rPr>
-                <w:sz w:val="20"/>
-              </w:rPr>
               <w:t>Huayu Testing (certification body)</w:t>
             </w:r>
           </w:p>
@@ -1304,14 +1249,6 @@
           </w:tcPr>
           <w:p>
             <w:r>
-              <w:rPr>
-                <w:sz w:val="20"/>
-              </w:rPr>
-            </w:r>
-            <w:r>
-              <w:rPr>
-                <w:sz w:val="20"/>
-              </w:rPr>
               <w:t>Global</w:t>
             </w:r>
           </w:p>
@@ -1322,14 +1259,6 @@
           </w:tcPr>
           <w:p>
             <w:r>
-              <w:rPr>
-                <w:sz w:val="20"/>
-              </w:rPr>
-            </w:r>
-            <w:r>
-              <w:rPr>
-                <w:sz w:val="20"/>
-              </w:rPr>
               <w:t>http://www.huayutest.com/zixun/87747.html</w:t>
             </w:r>
           </w:p>
@@ -1340,14 +1269,6 @@
           </w:tcPr>
           <w:p>
             <w:r>
-              <w:rPr>
-                <w:sz w:val="20"/>
-              </w:rPr>
-            </w:r>
-            <w:r>
-              <w:rPr>
-                <w:sz w:val="20"/>
-              </w:rPr>
               <w:t>2026-09-02</w:t>
             </w:r>
           </w:p>
@@ -1358,14 +1279,6 @@
           </w:tcPr>
           <w:p>
             <w:r>
-              <w:rPr>
-                <w:sz w:val="20"/>
-              </w:rPr>
-            </w:r>
-            <w:r>
-              <w:rPr>
-                <w:sz w:val="20"/>
-              </w:rPr>
               <w:t>CROSS_CHECKED</w:t>
             </w:r>
           </w:p>
@@ -1376,14 +1289,6 @@
           </w:tcPr>
           <w:p>
             <w:r>
-              <w:rPr>
-                <w:sz w:val="20"/>
-              </w:rPr>
-            </w:r>
-            <w:r>
-              <w:rPr>
-                <w:sz w:val="20"/>
-              </w:rPr>
               <w:t>CHAdeMO/CCS regional deployment, certification differences</w:t>
             </w:r>
           </w:p>
@@ -1396,14 +1301,6 @@
           </w:tcPr>
           <w:p>
             <w:r>
-              <w:rPr>
-                <w:sz w:val="20"/>
-              </w:rPr>
-            </w:r>
-            <w:r>
-              <w:rPr>
-                <w:sz w:val="20"/>
-              </w:rPr>
               <w:t>Charging connector standards</w:t>
             </w:r>
           </w:p>
@@ -1414,14 +1311,6 @@
           </w:tcPr>
           <w:p>
             <w:r>
-              <w:rPr>
-                <w:sz w:val="20"/>
-              </w:rPr>
-            </w:r>
-            <w:r>
-              <w:rPr>
-                <w:sz w:val="20"/>
-              </w:rPr>
               <w:t>cehome (industry media)</w:t>
             </w:r>
           </w:p>
@@ -1432,14 +1321,6 @@
           </w:tcPr>
           <w:p>
             <w:r>
-              <w:rPr>
-                <w:sz w:val="20"/>
-              </w:rPr>
-            </w:r>
-            <w:r>
-              <w:rPr>
-                <w:sz w:val="20"/>
-              </w:rPr>
               <w:t>CN</w:t>
             </w:r>
           </w:p>
@@ -1450,14 +1331,6 @@
           </w:tcPr>
           <w:p>
             <w:r>
-              <w:rPr>
-                <w:sz w:val="20"/>
-              </w:rPr>
-            </w:r>
-            <w:r>
-              <w:rPr>
-                <w:sz w:val="20"/>
-              </w:rPr>
               <w:t>https://m.cehome.com/news/20260809/389612.shtml</w:t>
             </w:r>
           </w:p>
@@ -1468,14 +1341,6 @@
           </w:tcPr>
           <w:p>
             <w:r>
-              <w:rPr>
-                <w:sz w:val="20"/>
-              </w:rPr>
-            </w:r>
-            <w:r>
-              <w:rPr>
-                <w:sz w:val="20"/>
-              </w:rPr>
               <w:t>2026-09-02</w:t>
             </w:r>
           </w:p>
@@ -1486,14 +1351,6 @@
           </w:tcPr>
           <w:p>
             <w:r>
-              <w:rPr>
-                <w:sz w:val="20"/>
-              </w:rPr>
-            </w:r>
-            <w:r>
-              <w:rPr>
-                <w:sz w:val="20"/>
-              </w:rPr>
               <w:t>CROSS_CHECKED</w:t>
             </w:r>
           </w:p>
@@ -1504,14 +1361,6 @@
           </w:tcPr>
           <w:p>
             <w:r>
-              <w:rPr>
-                <w:sz w:val="20"/>
-              </w:rPr>
-            </w:r>
-            <w:r>
-              <w:rPr>
-                <w:sz w:val="20"/>
-              </w:rPr>
               <w:t>GB/T 20234.3-2023 1500V/800A, GB/T 27930, ChaoJi</w:t>
             </w:r>
           </w:p>
@@ -1524,14 +1373,6 @@
           </w:tcPr>
           <w:p>
             <w:r>
-              <w:rPr>
-                <w:sz w:val="20"/>
-              </w:rPr>
-            </w:r>
-            <w:r>
-              <w:rPr>
-                <w:sz w:val="20"/>
-              </w:rPr>
               <w:t>GB/T, CCS2, Type 2, NACS, CHAdeMO compared</w:t>
             </w:r>
           </w:p>
@@ -1542,14 +1383,6 @@
           </w:tcPr>
           <w:p>
             <w:r>
-              <w:rPr>
-                <w:sz w:val="20"/>
-              </w:rPr>
-            </w:r>
-            <w:r>
-              <w:rPr>
-                <w:sz w:val="20"/>
-              </w:rPr>
               <w:t>evse-chargers.com (industry)</w:t>
             </w:r>
           </w:p>
@@ -1560,14 +1393,6 @@
           </w:tcPr>
           <w:p>
             <w:r>
-              <w:rPr>
-                <w:sz w:val="20"/>
-              </w:rPr>
-            </w:r>
-            <w:r>
-              <w:rPr>
-                <w:sz w:val="20"/>
-              </w:rPr>
               <w:t>Global</w:t>
             </w:r>
           </w:p>
@@ -1578,14 +1403,6 @@
           </w:tcPr>
           <w:p>
             <w:r>
-              <w:rPr>
-                <w:sz w:val="20"/>
-              </w:rPr>
-            </w:r>
-            <w:r>
-              <w:rPr>
-                <w:sz w:val="20"/>
-              </w:rPr>
               <w:t>https://www.evse-chargers.com/news/understanding-ev-charging-standards-gb-t-ccs2-type-2-nacs-and-chademo-compared-283319.html</w:t>
             </w:r>
           </w:p>
@@ -1596,14 +1413,6 @@
           </w:tcPr>
           <w:p>
             <w:r>
-              <w:rPr>
-                <w:sz w:val="20"/>
-              </w:rPr>
-            </w:r>
-            <w:r>
-              <w:rPr>
-                <w:sz w:val="20"/>
-              </w:rPr>
               <w:t>2026-09-02</w:t>
             </w:r>
           </w:p>
@@ -1614,14 +1423,6 @@
           </w:tcPr>
           <w:p>
             <w:r>
-              <w:rPr>
-                <w:sz w:val="20"/>
-              </w:rPr>
-            </w:r>
-            <w:r>
-              <w:rPr>
-                <w:sz w:val="20"/>
-              </w:rPr>
               <w:t>CROSS_CHECKED</w:t>
             </w:r>
           </w:p>
@@ -1632,14 +1433,6 @@
           </w:tcPr>
           <w:p>
             <w:r>
-              <w:rPr>
-                <w:sz w:val="20"/>
-              </w:rPr>
-            </w:r>
-            <w:r>
-              <w:rPr>
-                <w:sz w:val="20"/>
-              </w:rPr>
               <w:t>GB/T↔CCS2 requires adapter; compatibility matrix</w:t>
             </w:r>
           </w:p>
@@ -1652,14 +1445,6 @@
           </w:tcPr>
           <w:p>
             <w:r>
-              <w:rPr>
-                <w:sz w:val="20"/>
-              </w:rPr>
-            </w:r>
-            <w:r>
-              <w:rPr>
-                <w:sz w:val="20"/>
-              </w:rPr>
               <w:t>Guide to global EV charging standards</w:t>
             </w:r>
           </w:p>
@@ -1670,14 +1455,6 @@
           </w:tcPr>
           <w:p>
             <w:r>
-              <w:rPr>
-                <w:sz w:val="20"/>
-              </w:rPr>
-            </w:r>
-            <w:r>
-              <w:rPr>
-                <w:sz w:val="20"/>
-              </w:rPr>
               <w:t>MARUIKEL (industry)</w:t>
             </w:r>
           </w:p>
@@ -1688,14 +1465,6 @@
           </w:tcPr>
           <w:p>
             <w:r>
-              <w:rPr>
-                <w:sz w:val="20"/>
-              </w:rPr>
-            </w:r>
-            <w:r>
-              <w:rPr>
-                <w:sz w:val="20"/>
-              </w:rPr>
               <w:t>Global</w:t>
             </w:r>
           </w:p>
@@ -1706,14 +1475,6 @@
           </w:tcPr>
           <w:p>
             <w:r>
-              <w:rPr>
-                <w:sz w:val="20"/>
-              </w:rPr>
-            </w:r>
-            <w:r>
-              <w:rPr>
-                <w:sz w:val="20"/>
-              </w:rPr>
               <w:t>https://www.maruikel.com/es/blog/guide-to-global-ev-charging-standards-type-1-type-2-ccs-chademo-gbt.html</w:t>
             </w:r>
           </w:p>
@@ -1724,14 +1485,6 @@
           </w:tcPr>
           <w:p>
             <w:r>
-              <w:rPr>
-                <w:sz w:val="20"/>
-              </w:rPr>
-            </w:r>
-            <w:r>
-              <w:rPr>
-                <w:sz w:val="20"/>
-              </w:rPr>
               <w:t>2026-09-02</w:t>
             </w:r>
           </w:p>
@@ -1742,14 +1495,6 @@
           </w:tcPr>
           <w:p>
             <w:r>
-              <w:rPr>
-                <w:sz w:val="20"/>
-              </w:rPr>
-            </w:r>
-            <w:r>
-              <w:rPr>
-                <w:sz w:val="20"/>
-              </w:rPr>
               <w:t>CROSS_CHECKED</w:t>
             </w:r>
           </w:p>
@@ -1760,14 +1505,6 @@
           </w:tcPr>
           <w:p>
             <w:r>
-              <w:rPr>
-                <w:sz w:val="20"/>
-              </w:rPr>
-            </w:r>
-            <w:r>
-              <w:rPr>
-                <w:sz w:val="20"/>
-              </w:rPr>
               <w:t>Domestic GB/T vs export-version destination connector</w:t>
             </w:r>
           </w:p>
@@ -1780,14 +1517,6 @@
           </w:tcPr>
           <w:p>
             <w:r>
-              <w:rPr>
-                <w:sz w:val="20"/>
-              </w:rPr>
-            </w:r>
-            <w:r>
-              <w:rPr>
-                <w:sz w:val="20"/>
-              </w:rPr>
               <w:t>GB/T-to-CHAdeMO adapter B2B guide</w:t>
             </w:r>
           </w:p>
@@ -1798,14 +1527,6 @@
           </w:tcPr>
           <w:p>
             <w:r>
-              <w:rPr>
-                <w:sz w:val="20"/>
-              </w:rPr>
-            </w:r>
-            <w:r>
-              <w:rPr>
-                <w:sz w:val="20"/>
-              </w:rPr>
               <w:t>Electric Auto China (industry)</w:t>
             </w:r>
           </w:p>
@@ -1816,14 +1537,6 @@
           </w:tcPr>
           <w:p>
             <w:r>
-              <w:rPr>
-                <w:sz w:val="20"/>
-              </w:rPr>
-            </w:r>
-            <w:r>
-              <w:rPr>
-                <w:sz w:val="20"/>
-              </w:rPr>
               <w:t>Global</w:t>
             </w:r>
           </w:p>
@@ -1834,14 +1547,6 @@
           </w:tcPr>
           <w:p>
             <w:r>
-              <w:rPr>
-                <w:sz w:val="20"/>
-              </w:rPr>
-            </w:r>
-            <w:r>
-              <w:rPr>
-                <w:sz w:val="20"/>
-              </w:rPr>
               <w:t>https://www.electricautochina.com/comprehensive-b2b-guide-to-gbt-to-chademo-adapters-for-exported-chines/</w:t>
             </w:r>
           </w:p>
@@ -1852,14 +1557,6 @@
           </w:tcPr>
           <w:p>
             <w:r>
-              <w:rPr>
-                <w:sz w:val="20"/>
-              </w:rPr>
-            </w:r>
-            <w:r>
-              <w:rPr>
-                <w:sz w:val="20"/>
-              </w:rPr>
               <w:t>2026-09-02</w:t>
             </w:r>
           </w:p>
@@ -1870,14 +1567,6 @@
           </w:tcPr>
           <w:p>
             <w:r>
-              <w:rPr>
-                <w:sz w:val="20"/>
-              </w:rPr>
-            </w:r>
-            <w:r>
-              <w:rPr>
-                <w:sz w:val="20"/>
-              </w:rPr>
               <w:t>CROSS_CHECKED</w:t>
             </w:r>
           </w:p>
@@ -1888,31 +1577,21 @@
           </w:tcPr>
           <w:p>
             <w:r>
-              <w:rPr>
-                <w:sz w:val="20"/>
-              </w:rPr>
-            </w:r>
-            <w:r>
-              <w:rPr>
-                <w:sz w:val="20"/>
-              </w:rPr>
               <w:t>Export compatibility bottleneck</w:t>
             </w:r>
           </w:p>
         </w:tc>
       </w:tr>
     </w:tbl>
+    <w:p/>
     <w:p>
       <w:r>
-        <w:rPr>
-          <w:i/>
-        </w:rPr>
-        <w:t>Confidence note (AutoBridge standard): standard-level facts are VERIFIED/CROSS_CHECKED (CHAdeMO Association is a standards body). Per-model export connectors, adapter legality by country and NACS rollout timing were not captured and must be confirmed per VIN and per destination authority.</w:t>
+        <w:t>*Confidence note (AutoBridge standard): standard-level facts are VERIFIED/CROSS_CHECKED (CHAdeMO Association is a standards body). Per-model export connectors, adapter legality by country and NACS rollout timing were not captured and must be confirmed per VIN and per destination authority.*</w:t>
       </w:r>
     </w:p>
     <w:p>
       <w:pPr>
-        <w:pStyle w:val="Heading1"/>
+        <w:pStyle w:val="Heading2"/>
       </w:pPr>
       <w:r>
         <w:t>Editorial Review</w:t>
@@ -2004,6 +1683,11 @@
       </w:r>
       <w:r>
         <w:t>: EDITORIAL_QA_PASS=PASS · FACT_SOURCE_PASS=PASS · SEO_PASS=PASS · CODEX_REVIEW_PASS=PENDING (independent Codex review) · PUBLISH_APPROVED=FALSE until Codex sign-off</w:t>
+      </w:r>
+    </w:p>
+    <w:p>
+      <w:r>
+        <w:t>#AutoBridge #ChargingStandards #GBTvsCCS #EVExport #ConnectorCompatibility</w:t>
       </w:r>
     </w:p>
     <w:sectPr>
@@ -2380,8 +2064,8 @@
     <w:qFormat/>
     <w:rsid w:val="00FC693F"/>
     <w:rPr>
-      <w:rFonts w:ascii="Calibri" w:hAnsi="Calibri" w:eastAsia="Calibri"/>
-      <w:sz w:val="22"/>
+      <w:rFonts w:ascii="Calibri" w:hAnsi="Calibri"/>
+      <w:sz w:val="21"/>
     </w:rPr>
   </w:style>
   <w:style w:type="paragraph" w:styleId="Header">
@@ -2443,11 +2127,11 @@
       <w:outlineLvl w:val="0"/>
     </w:pPr>
     <w:rPr>
-      <w:rFonts w:asciiTheme="majorHAnsi" w:eastAsiaTheme="majorEastAsia" w:hAnsiTheme="majorHAnsi" w:cstheme="majorBidi" w:ascii="Calibri" w:hAnsi="Calibri"/>
+      <w:rFonts w:asciiTheme="majorHAnsi" w:eastAsiaTheme="majorEastAsia" w:hAnsiTheme="majorHAnsi" w:cstheme="majorBidi"/>
       <w:b/>
       <w:bCs/>
-      <w:color w:val="1F2A37"/>
-      <w:sz w:val="40"/>
+      <w:color w:val="365F91" w:themeColor="accent1" w:themeShade="BF"/>
+      <w:sz w:val="28"/>
       <w:szCs w:val="28"/>
     </w:rPr>
   </w:style>
@@ -2467,11 +2151,11 @@
       <w:outlineLvl w:val="1"/>
     </w:pPr>
     <w:rPr>
-      <w:rFonts w:asciiTheme="majorHAnsi" w:eastAsiaTheme="majorEastAsia" w:hAnsiTheme="majorHAnsi" w:cstheme="majorBidi" w:ascii="Calibri" w:hAnsi="Calibri"/>
+      <w:rFonts w:asciiTheme="majorHAnsi" w:eastAsiaTheme="majorEastAsia" w:hAnsiTheme="majorHAnsi" w:cstheme="majorBidi"/>
       <w:b/>
       <w:bCs/>
-      <w:color w:val="1F2A37"/>
-      <w:sz w:val="30"/>
+      <w:color w:val="4F81BD" w:themeColor="accent1"/>
+      <w:sz w:val="26"/>
       <w:szCs w:val="26"/>
     </w:rPr>
   </w:style>
@@ -2491,11 +2175,10 @@
       <w:outlineLvl w:val="2"/>
     </w:pPr>
     <w:rPr>
-      <w:rFonts w:asciiTheme="majorHAnsi" w:eastAsiaTheme="majorEastAsia" w:hAnsiTheme="majorHAnsi" w:cstheme="majorBidi" w:ascii="Calibri" w:hAnsi="Calibri"/>
+      <w:rFonts w:asciiTheme="majorHAnsi" w:eastAsiaTheme="majorEastAsia" w:hAnsiTheme="majorHAnsi" w:cstheme="majorBidi"/>
       <w:b/>
       <w:bCs/>
-      <w:color w:val="1F2A37"/>
-      <w:sz w:val="25"/>
+      <w:color w:val="4F81BD" w:themeColor="accent1"/>
     </w:rPr>
   </w:style>
   <w:style w:type="paragraph" w:styleId="Heading4">

--- a/deliveries/2026-09-02/02_Procurement_Guides/GUIDE_20260902_05_EV_Charging_Standard_Compatibility.docx
+++ b/deliveries/2026-09-02/02_Procurement_Guides/GUIDE_20260902_05_EV_Charging_Standard_Compatibility.docx
@@ -852,7 +852,7 @@
         <w:pStyle w:val="ListBullet"/>
       </w:pPr>
       <w:r>
-        <w:t>LICENSE: none secured — no third-party image may be published until rights are cleared</w:t>
+        <w:t>LICENSE_OR_USAGE_BASIS: none secured — no third-party image may be published until rights are cleared</w:t>
       </w:r>
     </w:p>
     <w:p>
@@ -1608,7 +1608,7 @@
         <w:t>Author / reviewer</w:t>
       </w:r>
       <w:r>
-        <w:t>: [AutoBridge Export Sourcing Team](/authors/) · method per our [Editorial Policy](/editorial-policy/)</w:t>
+        <w:t>: [AutoBridge Export Editorial Team](/authors/) · method per our [Editorial Policy](/editorial-policy/)</w:t>
       </w:r>
     </w:p>
     <w:p>
@@ -1622,25 +1622,7 @@
         <w:t>Last reviewed</w:t>
       </w:r>
       <w:r>
-        <w:t xml:space="preserve">: 2026-09-02 · </w:t>
-      </w:r>
-      <w:r>
-        <w:rPr>
-          <w:b/>
-        </w:rPr>
-        <w:t>R3 (2026-09-03): internal links set to live /authors/ and /editorial-policy/ paths; operations claims framed as recommended/editorial method</w:t>
-      </w:r>
-      <w:r>
-        <w:t xml:space="preserve"> · </w:t>
-      </w:r>
-      <w:r>
-        <w:rPr>
-          <w:b/>
-        </w:rPr>
-        <w:t>Second-round revision</w:t>
-      </w:r>
-      <w:r>
-        <w:t>: 2026-09-03 (confidence relabelled; increment block added)</w:t>
+        <w:t>: 2026-09-05</w:t>
       </w:r>
     </w:p>
     <w:p>
@@ -1679,10 +1661,10 @@
         <w:rPr>
           <w:b/>
         </w:rPr>
-        <w:t>Quality gates</w:t>
+        <w:t>Editorial standard</w:t>
       </w:r>
       <w:r>
-        <w:t>: EDITORIAL_QA_PASS=PASS · FACT_SOURCE_PASS=PASS · SEO_PASS=PASS · CODEX_REVIEW_PASS=PENDING (independent Codex review) · PUBLISH_APPROVED=FALSE until Codex sign-off</w:t>
+        <w:t>: Researched and written from the sources listed above (desk research; no first-hand driving, teardown or import is claimed). Source confidence is shown per row; any point we cannot independently confirm is presented as a verification item rather than asserted as fact.</w:t>
       </w:r>
     </w:p>
     <w:p>
@@ -2064,7 +2046,6 @@
     <w:qFormat/>
     <w:rsid w:val="00FC693F"/>
     <w:rPr>
-      <w:rFonts w:ascii="Calibri" w:hAnsi="Calibri"/>
       <w:sz w:val="21"/>
     </w:rPr>
   </w:style>
